--- a/docx/12-alta-disponibilidad/boletin-U12-avanzado-resuelto.docx
+++ b/docx/12-alta-disponibilidad/boletin-U12-avanzado-resuelto.docx
@@ -15,6 +15,9 @@
             <w:pStyle w:val="TOCHeading"/>
           </w:pPr>
           <w:r>
+            <w:rPr>
+              <w:lang w:val="es-ES"/>
+            </w:rPr>
             <w:t xml:space="preserve">Table of Contents</w:t>
           </w:r>
         </w:p>
@@ -34,6 +37,9 @@
         <w:pStyle w:val="Heading1"/>
       </w:pPr>
       <w:r>
+        <w:rPr>
+          <w:lang w:val="es-ES"/>
+        </w:rPr>
         <w:t xml:space="preserve">Boletín UD12 — Avanzado (Resuelto)</w:t>
       </w:r>
     </w:p>
@@ -44,6 +50,9 @@
         <w:pStyle w:val="Heading1"/>
       </w:pPr>
       <w:r>
+        <w:rPr>
+          <w:lang w:val="es-ES"/>
+        </w:rPr>
         <w:t xml:space="preserve">✅ Boletín UD12 — Avanzado (Resuelto)</w:t>
       </w:r>
     </w:p>
@@ -60,6 +69,9 @@
         <w:pStyle w:val="Heading2"/>
       </w:pPr>
       <w:r>
+        <w:rPr>
+          <w:lang w:val="es-ES"/>
+        </w:rPr>
         <w:t xml:space="preserve">1. Diseño jerárquico completo</w:t>
       </w:r>
     </w:p>
@@ -74,45 +86,72 @@
         <w:rPr>
           <w:b/>
           <w:bCs/>
+          <w:lang w:val="es-ES"/>
         </w:rPr>
         <w:t xml:space="preserve">Capa 2:</w:t>
       </w:r>
       <w:r>
-        <w:t xml:space="preserve"> </w:t>
-      </w:r>
-      <w:r>
+        <w:rPr>
+          <w:lang w:val="es-ES"/>
+        </w:rPr>
+        <w:t xml:space="preserve"> </w:t>
+      </w:r>
+      <w:r>
+        <w:rPr>
+          <w:lang w:val="es-ES"/>
+        </w:rPr>
         <w:t xml:space="preserve">STP (RSTP) en A1-A4 y D1/D2; EtherChannel en los enlaces A↔D si hay varios cables por pareja.</w:t>
       </w:r>
       <w:r>
+        <w:rPr>
+          <w:lang w:val="es-ES"/>
+        </w:rPr>
         <w:t xml:space="preserve"> </w:t>
       </w:r>
       <w:r>
         <w:rPr>
           <w:b/>
           <w:bCs/>
+          <w:lang w:val="es-ES"/>
         </w:rPr>
         <w:t xml:space="preserve">Capa 3 gateway:</w:t>
       </w:r>
       <w:r>
-        <w:t xml:space="preserve"> </w:t>
-      </w:r>
-      <w:r>
+        <w:rPr>
+          <w:lang w:val="es-ES"/>
+        </w:rPr>
+        <w:t xml:space="preserve"> </w:t>
+      </w:r>
+      <w:r>
+        <w:rPr>
+          <w:lang w:val="es-ES"/>
+        </w:rPr>
         <w:t xml:space="preserve">HSRP en D1/D2 (o en los routers si el gateway está ahí) para las SVIs de las VLANs 10 y 20.</w:t>
       </w:r>
       <w:r>
+        <w:rPr>
+          <w:lang w:val="es-ES"/>
+        </w:rPr>
         <w:t xml:space="preserve"> </w:t>
       </w:r>
       <w:r>
         <w:rPr>
           <w:b/>
           <w:bCs/>
+          <w:lang w:val="es-ES"/>
         </w:rPr>
         <w:t xml:space="preserve">Capa 3 salida:</w:t>
       </w:r>
       <w:r>
-        <w:t xml:space="preserve"> </w:t>
-      </w:r>
-      <w:r>
+        <w:rPr>
+          <w:lang w:val="es-ES"/>
+        </w:rPr>
+        <w:t xml:space="preserve"> </w:t>
+      </w:r>
+      <w:r>
+        <w:rPr>
+          <w:lang w:val="es-ES"/>
+        </w:rPr>
         <w:t xml:space="preserve">rutas estáticas/OSPF + HSRP o routing dinámico entre R1/R2 y D1/D2; dos ISPs con rutas flotantes si hay doble borde.</w:t>
       </w:r>
     </w:p>
@@ -124,38 +163,61 @@
         </w:numPr>
       </w:pPr>
       <w:r>
+        <w:rPr>
+          <w:lang w:val="es-ES"/>
+        </w:rPr>
         <w:t xml:space="preserve">Si cae D1:</w:t>
       </w:r>
       <w:r>
+        <w:rPr>
+          <w:lang w:val="es-ES"/>
+        </w:rPr>
         <w:t xml:space="preserve"> </w:t>
       </w:r>
       <w:r>
         <w:rPr>
           <w:b/>
           <w:bCs/>
+          <w:lang w:val="es-ES"/>
         </w:rPr>
         <w:t xml:space="preserve">capa 2</w:t>
       </w:r>
       <w:r>
-        <w:t xml:space="preserve"> </w:t>
-      </w:r>
-      <w:r>
+        <w:rPr>
+          <w:lang w:val="es-ES"/>
+        </w:rPr>
+        <w:t xml:space="preserve"> </w:t>
+      </w:r>
+      <w:r>
+        <w:rPr>
+          <w:lang w:val="es-ES"/>
+        </w:rPr>
         <w:t xml:space="preserve">— STP desbloquea los puertos de reserva y los A1-A4 reconvergen hacia D2 (segundos con RSTP).</w:t>
       </w:r>
       <w:r>
+        <w:rPr>
+          <w:lang w:val="es-ES"/>
+        </w:rPr>
         <w:t xml:space="preserve"> </w:t>
       </w:r>
       <w:r>
         <w:rPr>
           <w:b/>
           <w:bCs/>
+          <w:lang w:val="es-ES"/>
         </w:rPr>
         <w:t xml:space="preserve">Capa 3</w:t>
       </w:r>
       <w:r>
-        <w:t xml:space="preserve"> </w:t>
-      </w:r>
-      <w:r>
+        <w:rPr>
+          <w:lang w:val="es-ES"/>
+        </w:rPr>
+        <w:t xml:space="preserve"> </w:t>
+      </w:r>
+      <w:r>
+        <w:rPr>
+          <w:lang w:val="es-ES"/>
+        </w:rPr>
         <w:t xml:space="preserve">— HSRP: el router/switch en espera toma la IP virtual de las VLANs; los PCs no tocan su config. Puede bajar el ancho de banda disponible, pero el servicio sigue.</w:t>
       </w:r>
     </w:p>
@@ -167,19 +229,29 @@
         </w:numPr>
       </w:pPr>
       <w:r>
+        <w:rPr>
+          <w:lang w:val="es-ES"/>
+        </w:rPr>
         <w:t xml:space="preserve">Queda el</w:t>
       </w:r>
       <w:r>
+        <w:rPr>
+          <w:lang w:val="es-ES"/>
+        </w:rPr>
         <w:t xml:space="preserve"> </w:t>
       </w:r>
       <w:r>
         <w:rPr>
           <w:b/>
           <w:bCs/>
+          <w:lang w:val="es-ES"/>
         </w:rPr>
         <w:t xml:space="preserve">SPOF por servidor</w:t>
       </w:r>
       <w:r>
+        <w:rPr>
+          <w:lang w:val="es-ES"/>
+        </w:rPr>
         <w:t xml:space="preserve">: si el servidor cae o su única NIC muere, el servicio cae aunque la red sea redundante. La alta disponibilidad de la red no cubre la HA del servidor: para eso, clústeres/balanceo (o al menos NIC teaming).</w:t>
       </w:r>
     </w:p>
@@ -190,6 +262,9 @@
         <w:pStyle w:val="Heading2"/>
       </w:pPr>
       <w:r>
+        <w:rPr>
+          <w:lang w:val="es-ES"/>
+        </w:rPr>
         <w:t xml:space="preserve">2. HSRP con preempt y tracking</w:t>
       </w:r>
     </w:p>
@@ -434,6 +509,9 @@
         </w:numPr>
       </w:pPr>
       <w:r>
+        <w:rPr>
+          <w:lang w:val="es-ES"/>
+        </w:rPr>
         <w:t xml:space="preserve">Si cae la WAN de R1: su prioridad baja de 110 a 90, por debajo de R2 (100). Con preempt en R2, este toma el rol activo y asume la IP virtual. Si se recupera la WAN, R1 vuelve a 110 y, con preempt, recupera el activo.</w:t>
       </w:r>
     </w:p>
@@ -445,31 +523,48 @@
         </w:numPr>
       </w:pPr>
       <w:r>
+        <w:rPr>
+          <w:lang w:val="es-ES"/>
+        </w:rPr>
         <w:t xml:space="preserve">Sin</w:t>
       </w:r>
       <w:r>
+        <w:rPr>
+          <w:lang w:val="es-ES"/>
+        </w:rPr>
         <w:t xml:space="preserve"> </w:t>
       </w:r>
       <w:r>
         <w:rPr>
           <w:rStyle w:val="VerbatimChar"/>
+          <w:lang w:val="es-ES"/>
         </w:rPr>
         <w:t xml:space="preserve">preempt</w:t>
       </w:r>
       <w:r>
+        <w:rPr>
+          <w:lang w:val="es-ES"/>
+        </w:rPr>
         <w:t xml:space="preserve">, R2 sigue activo aunque R1 vuelva con prioridad mayor: HSRP solo cede el rol si el activo actual muere o baja su prioridad por debajo del otro</w:t>
       </w:r>
       <w:r>
+        <w:rPr>
+          <w:lang w:val="es-ES"/>
+        </w:rPr>
         <w:t xml:space="preserve"> </w:t>
       </w:r>
       <w:r>
         <w:rPr>
           <w:b/>
           <w:bCs/>
+          <w:lang w:val="es-ES"/>
         </w:rPr>
         <w:t xml:space="preserve">con preempt configurado en el que quiere volver</w:t>
       </w:r>
       <w:r>
+        <w:rPr>
+          <w:lang w:val="es-ES"/>
+        </w:rPr>
         <w:t xml:space="preserve">. Sin preempt, el failback no es automático (a veces es incluso deseable, para evitar flaps).</w:t>
       </w:r>
     </w:p>
@@ -480,6 +575,9 @@
         <w:pStyle w:val="Heading2"/>
       </w:pPr>
       <w:r>
+        <w:rPr>
+          <w:lang w:val="es-ES"/>
+        </w:rPr>
         <w:t xml:space="preserve">3. Diagnóstico de un EtherChannel roto</w:t>
       </w:r>
     </w:p>
@@ -491,59 +589,93 @@
         </w:numPr>
       </w:pPr>
       <w:r>
+        <w:rPr>
+          <w:lang w:val="es-ES"/>
+        </w:rPr>
         <w:t xml:space="preserve">Porque</w:t>
       </w:r>
       <w:r>
+        <w:rPr>
+          <w:lang w:val="es-ES"/>
+        </w:rPr>
         <w:t xml:space="preserve"> </w:t>
       </w:r>
       <w:r>
         <w:rPr>
           <w:rStyle w:val="VerbatimChar"/>
+          <w:lang w:val="es-ES"/>
         </w:rPr>
         <w:t xml:space="preserve">mode on</w:t>
       </w:r>
       <w:r>
+        <w:rPr>
+          <w:lang w:val="es-ES"/>
+        </w:rPr>
         <w:t xml:space="preserve"> </w:t>
       </w:r>
       <w:r>
         <w:rPr>
           <w:b/>
           <w:bCs/>
+          <w:lang w:val="es-ES"/>
         </w:rPr>
         <w:t xml:space="preserve">no negocia</w:t>
       </w:r>
       <w:r>
-        <w:t xml:space="preserve"> </w:t>
-      </w:r>
-      <w:r>
+        <w:rPr>
+          <w:lang w:val="es-ES"/>
+        </w:rPr>
+        <w:t xml:space="preserve"> </w:t>
+      </w:r>
+      <w:r>
+        <w:rPr>
+          <w:lang w:val="es-ES"/>
+        </w:rPr>
         <w:t xml:space="preserve">PAgP ni LACP, y</w:t>
       </w:r>
       <w:r>
+        <w:rPr>
+          <w:lang w:val="es-ES"/>
+        </w:rPr>
         <w:t xml:space="preserve"> </w:t>
       </w:r>
       <w:r>
         <w:rPr>
           <w:rStyle w:val="VerbatimChar"/>
+          <w:lang w:val="es-ES"/>
         </w:rPr>
         <w:t xml:space="preserve">desirable</w:t>
       </w:r>
       <w:r>
-        <w:t xml:space="preserve"> </w:t>
-      </w:r>
-      <w:r>
+        <w:rPr>
+          <w:lang w:val="es-ES"/>
+        </w:rPr>
+        <w:t xml:space="preserve"> </w:t>
+      </w:r>
+      <w:r>
+        <w:rPr>
+          <w:lang w:val="es-ES"/>
+        </w:rPr>
         <w:t xml:space="preserve">usa</w:t>
       </w:r>
       <w:r>
+        <w:rPr>
+          <w:lang w:val="es-ES"/>
+        </w:rPr>
         <w:t xml:space="preserve"> </w:t>
       </w:r>
       <w:r>
         <w:rPr>
           <w:b/>
           <w:bCs/>
+          <w:lang w:val="es-ES"/>
         </w:rPr>
         <w:t xml:space="preserve">PAgP</w:t>
       </w:r>
       <w:r>
+        <w:rPr>
+          <w:lang w:val="es-ES"/>
+        </w:rPr>
         <w:t xml:space="preserve">. Un extremo mudo y el otro hablando PAgP: el canal no se forma y los puertos quedan como enlaces normales (o err-disable por inconsistencia).</w:t>
       </w:r>
     </w:p>
@@ -555,6 +687,9 @@
         </w:numPr>
       </w:pPr>
       <w:r>
+        <w:rPr>
+          <w:lang w:val="es-ES"/>
+        </w:rPr>
         <w:t xml:space="preserve">Combinaciones válidas:</w:t>
       </w:r>
     </w:p>
@@ -570,13 +705,20 @@
         <w:rPr>
           <w:b/>
           <w:bCs/>
+          <w:lang w:val="es-ES"/>
         </w:rPr>
         <w:t xml:space="preserve">PAgP:</w:t>
       </w:r>
       <w:r>
-        <w:t xml:space="preserve"> </w:t>
-      </w:r>
-      <w:r>
+        <w:rPr>
+          <w:lang w:val="es-ES"/>
+        </w:rPr>
+        <w:t xml:space="preserve"> </w:t>
+      </w:r>
+      <w:r>
+        <w:rPr>
+          <w:lang w:val="es-ES"/>
+        </w:rPr>
         <w:t xml:space="preserve">desirable–desirable, desirable–auto</w:t>
       </w:r>
     </w:p>
@@ -592,13 +734,20 @@
         <w:rPr>
           <w:b/>
           <w:bCs/>
+          <w:lang w:val="es-ES"/>
         </w:rPr>
         <w:t xml:space="preserve">LACP:</w:t>
       </w:r>
       <w:r>
-        <w:t xml:space="preserve"> </w:t>
-      </w:r>
-      <w:r>
+        <w:rPr>
+          <w:lang w:val="es-ES"/>
+        </w:rPr>
+        <w:t xml:space="preserve"> </w:t>
+      </w:r>
+      <w:r>
+        <w:rPr>
+          <w:lang w:val="es-ES"/>
+        </w:rPr>
         <w:t xml:space="preserve">active–active, active–passive</w:t>
       </w:r>
     </w:p>
@@ -614,13 +763,20 @@
         <w:rPr>
           <w:b/>
           <w:bCs/>
+          <w:lang w:val="es-ES"/>
         </w:rPr>
         <w:t xml:space="preserve">on–on</w:t>
       </w:r>
       <w:r>
-        <w:t xml:space="preserve"> </w:t>
-      </w:r>
-      <w:r>
+        <w:rPr>
+          <w:lang w:val="es-ES"/>
+        </w:rPr>
+        <w:t xml:space="preserve"> </w:t>
+      </w:r>
+      <w:r>
+        <w:rPr>
+          <w:lang w:val="es-ES"/>
+        </w:rPr>
         <w:t xml:space="preserve">(sin negociación, ambos extremos)</w:t>
       </w:r>
     </w:p>
@@ -646,18 +802,28 @@
         <w:pStyle w:val="FirstParagraph"/>
       </w:pPr>
       <w:r>
+        <w:rPr>
+          <w:lang w:val="es-ES"/>
+        </w:rPr>
         <w:t xml:space="preserve">Muestra el grupo, el protocolo, los puertos miembro y su estado (P = bundled, I = independent, D = down, s = suspended). Complementa con</w:t>
       </w:r>
       <w:r>
+        <w:rPr>
+          <w:lang w:val="es-ES"/>
+        </w:rPr>
         <w:t xml:space="preserve"> </w:t>
       </w:r>
       <w:r>
         <w:rPr>
           <w:rStyle w:val="VerbatimChar"/>
+          <w:lang w:val="es-ES"/>
         </w:rPr>
         <w:t xml:space="preserve">show interfaces port-channel 1</w:t>
       </w:r>
       <w:r>
+        <w:rPr>
+          <w:lang w:val="es-ES"/>
+        </w:rPr>
         <w:t xml:space="preserve">.</w:t>
       </w:r>
     </w:p>
@@ -668,6 +834,9 @@
         <w:pStyle w:val="Heading2"/>
       </w:pPr>
       <w:r>
+        <w:rPr>
+          <w:lang w:val="es-ES"/>
+        </w:rPr>
         <w:t xml:space="preserve">4. Bucle de capa 2 en producción</w:t>
       </w:r>
     </w:p>
@@ -679,34 +848,54 @@
         </w:numPr>
       </w:pPr>
       <w:r>
+        <w:rPr>
+          <w:lang w:val="es-ES"/>
+        </w:rPr>
         <w:t xml:space="preserve">RSTP sí converge rápido, pero el bucle se forma</w:t>
       </w:r>
       <w:r>
+        <w:rPr>
+          <w:lang w:val="es-ES"/>
+        </w:rPr>
         <w:t xml:space="preserve"> </w:t>
       </w:r>
       <w:r>
         <w:rPr>
           <w:b/>
           <w:bCs/>
+          <w:lang w:val="es-ES"/>
         </w:rPr>
         <w:t xml:space="preserve">antes</w:t>
       </w:r>
       <w:r>
-        <w:t xml:space="preserve"> </w:t>
-      </w:r>
-      <w:r>
+        <w:rPr>
+          <w:lang w:val="es-ES"/>
+        </w:rPr>
+        <w:t xml:space="preserve"> </w:t>
+      </w:r>
+      <w:r>
+        <w:rPr>
+          <w:lang w:val="es-ES"/>
+        </w:rPr>
         <w:t xml:space="preserve">de que STP termine de elegir: hay unos segundos de tormenta (y si el cable se enchufa en puertos con</w:t>
       </w:r>
       <w:r>
+        <w:rPr>
+          <w:lang w:val="es-ES"/>
+        </w:rPr>
         <w:t xml:space="preserve"> </w:t>
       </w:r>
       <w:r>
         <w:rPr>
           <w:rStyle w:val="VerbatimChar"/>
+          <w:lang w:val="es-ES"/>
         </w:rPr>
         <w:t xml:space="preserve">portfast</w:t>
       </w:r>
       <w:r>
+        <w:rPr>
+          <w:lang w:val="es-ES"/>
+        </w:rPr>
         <w:t xml:space="preserve">, el BPDU que llega puede no ser procesado a tiempo).</w:t>
       </w:r>
     </w:p>
@@ -721,26 +910,40 @@
         <w:rPr>
           <w:b/>
           <w:bCs/>
+          <w:lang w:val="es-ES"/>
         </w:rPr>
         <w:t xml:space="preserve">BPDU Guard</w:t>
       </w:r>
       <w:r>
-        <w:t xml:space="preserve"> </w:t>
-      </w:r>
-      <w:r>
+        <w:rPr>
+          <w:lang w:val="es-ES"/>
+        </w:rPr>
+        <w:t xml:space="preserve"> </w:t>
+      </w:r>
+      <w:r>
+        <w:rPr>
+          <w:lang w:val="es-ES"/>
+        </w:rPr>
         <w:t xml:space="preserve">(tumba el puerto si llega un BPDU donde no debe),</w:t>
       </w:r>
       <w:r>
+        <w:rPr>
+          <w:lang w:val="es-ES"/>
+        </w:rPr>
         <w:t xml:space="preserve"> </w:t>
       </w:r>
       <w:r>
         <w:rPr>
           <w:b/>
           <w:bCs/>
+          <w:lang w:val="es-ES"/>
         </w:rPr>
         <w:t xml:space="preserve">Bridge Assurance</w:t>
       </w:r>
       <w:r>
+        <w:rPr>
+          <w:lang w:val="es-ES"/>
+        </w:rPr>
         <w:t xml:space="preserve">, storm control y guardias de raíz.</w:t>
       </w:r>
     </w:p>
@@ -752,6 +955,9 @@
         </w:numPr>
       </w:pPr>
       <w:r>
+        <w:rPr>
+          <w:lang w:val="es-ES"/>
+        </w:rPr>
         <w:t xml:space="preserve">En cada puerto de acceso:</w:t>
       </w:r>
     </w:p>
@@ -792,18 +998,28 @@
         <w:pStyle w:val="FirstParagraph"/>
       </w:pPr>
       <w:r>
+        <w:rPr>
+          <w:lang w:val="es-ES"/>
+        </w:rPr>
         <w:t xml:space="preserve">Y a nivel global:</w:t>
       </w:r>
       <w:r>
+        <w:rPr>
+          <w:lang w:val="es-ES"/>
+        </w:rPr>
         <w:t xml:space="preserve"> </w:t>
       </w:r>
       <w:r>
         <w:rPr>
           <w:rStyle w:val="VerbatimChar"/>
+          <w:lang w:val="es-ES"/>
         </w:rPr>
         <w:t xml:space="preserve">spanning-tree portfast bpduguard default</w:t>
       </w:r>
       <w:r>
+        <w:rPr>
+          <w:lang w:val="es-ES"/>
+        </w:rPr>
         <w:t xml:space="preserve">. Con BPDU Guard, el cable del becario tumba el puerto en lugar de crear el bucle.</w:t>
       </w:r>
     </w:p>
@@ -814,6 +1030,9 @@
         <w:pStyle w:val="Heading2"/>
       </w:pPr>
       <w:r>
+        <w:rPr>
+          <w:lang w:val="es-ES"/>
+        </w:rPr>
         <w:t xml:space="preserve">5. Cálculo de costes y failover</w:t>
       </w:r>
     </w:p>
@@ -825,22 +1044,35 @@
         </w:numPr>
       </w:pPr>
       <w:r>
+        <w:rPr>
+          <w:lang w:val="es-ES"/>
+        </w:rPr>
         <w:t xml:space="preserve">Bloquea</w:t>
       </w:r>
       <w:r>
+        <w:rPr>
+          <w:lang w:val="es-ES"/>
+        </w:rPr>
         <w:t xml:space="preserve"> </w:t>
       </w:r>
       <w:r>
         <w:rPr>
           <w:b/>
           <w:bCs/>
+          <w:lang w:val="es-ES"/>
         </w:rPr>
         <w:t xml:space="preserve">SW3</w:t>
       </w:r>
       <w:r>
-        <w:t xml:space="preserve"> </w:t>
-      </w:r>
-      <w:r>
+        <w:rPr>
+          <w:lang w:val="es-ES"/>
+        </w:rPr>
+        <w:t xml:space="preserve"> </w:t>
+      </w:r>
+      <w:r>
+        <w:rPr>
+          <w:lang w:val="es-ES"/>
+        </w:rPr>
         <w:t xml:space="preserve">en el enlace SW2-SW3: SW3 ya tiene su puerto raíz hacia SW1 (coste 4); por el enlace SW2-SW3 (100 Mbps, coste 19) llegaría peor. SW3 elige el puerto designado de SW2 y SW3 pone el suyo en alternativo (bloqueado).</w:t>
       </w:r>
     </w:p>
@@ -852,6 +1084,9 @@
         </w:numPr>
       </w:pPr>
       <w:r>
+        <w:rPr>
+          <w:lang w:val="es-ES"/>
+        </w:rPr>
         <w:t xml:space="preserve">Cae el enlace SW1-SW3: SW3 pierde su puerto raíz; su puerto alternativo por SW2 pasa inmediatamente a raíz (con RSTP, casi instantáneo, sin esperar timers).</w:t>
       </w:r>
     </w:p>
@@ -866,13 +1101,20 @@
         <w:rPr>
           <w:b/>
           <w:bCs/>
+          <w:lang w:val="es-ES"/>
         </w:rPr>
         <w:t xml:space="preserve">RSTP converge en segundos</w:t>
       </w:r>
       <w:r>
-        <w:t xml:space="preserve"> </w:t>
-      </w:r>
-      <w:r>
+        <w:rPr>
+          <w:lang w:val="es-ES"/>
+        </w:rPr>
+        <w:t xml:space="preserve"> </w:t>
+      </w:r>
+      <w:r>
+        <w:rPr>
+          <w:lang w:val="es-ES"/>
+        </w:rPr>
         <w:t xml:space="preserve">(hanza shakeProposal/agreement, sin esperar 30-50 s de listening/learning del STP clásico 802.1D).</w:t>
       </w:r>
     </w:p>
@@ -883,6 +1125,9 @@
         <w:pStyle w:val="Heading2"/>
       </w:pPr>
       <w:r>
+        <w:rPr>
+          <w:lang w:val="es-ES"/>
+        </w:rPr>
         <w:t xml:space="preserve">6. Doble nodo con keepalives</w:t>
       </w:r>
     </w:p>
@@ -897,10 +1142,14 @@
         <w:rPr>
           <w:b/>
           <w:bCs/>
+          <w:lang w:val="es-ES"/>
         </w:rPr>
         <w:t xml:space="preserve">Split-brain</w:t>
       </w:r>
       <w:r>
+        <w:rPr>
+          <w:lang w:val="es-ES"/>
+        </w:rPr>
         <w:t xml:space="preserve">: al perder el heartbeat, cada firewall cree que el otro ha muerto. Ambos reclaman la IP virtual y el rol de activo.</w:t>
       </w:r>
     </w:p>
@@ -912,6 +1161,9 @@
         </w:numPr>
       </w:pPr>
       <w:r>
+        <w:rPr>
+          <w:lang w:val="es-ES"/>
+        </w:rPr>
         <w:t xml:space="preserve">Tablas ARP/dfg inconsistentes, tráfico por el nodo ” equivocado”, sesiones partidas, IPs duplicadas en la red y corte intermitente del servicio.</w:t>
       </w:r>
     </w:p>
@@ -923,34 +1175,59 @@
         </w:numPr>
       </w:pPr>
       <w:r>
+        <w:rPr>
+          <w:lang w:val="es-ES"/>
+        </w:rPr>
         <w:t xml:space="preserve">Un</w:t>
       </w:r>
       <w:r>
+        <w:rPr>
+          <w:lang w:val="es-ES"/>
+        </w:rPr>
         <w:t xml:space="preserve"> </w:t>
       </w:r>
       <w:r>
         <w:rPr>
           <w:b/>
           <w:bCs/>
+          <w:lang w:val="es-ES"/>
         </w:rPr>
         <w:t xml:space="preserve">canal de heartbeats redundante</w:t>
       </w:r>
       <w:r>
-        <w:t xml:space="preserve"> </w:t>
-      </w:r>
-      <w:r>
+        <w:rPr>
+          <w:lang w:val="es-ES"/>
+        </w:rPr>
+        <w:t xml:space="preserve"> </w:t>
+      </w:r>
+      <w:r>
+        <w:rPr>
+          <w:lang w:val="es-ES"/>
+        </w:rPr>
         <w:t xml:space="preserve">(dos interfaces dedicadas), monitorizar el estado con el sistema de HA del fabricante, y mecanismos tipo</w:t>
       </w:r>
       <w:r>
-        <w:t xml:space="preserve"> </w:t>
-      </w:r>
-      <w:r>
+        <w:rPr>
+          <w:lang w:val="es-ES"/>
+        </w:rPr>
+        <w:t xml:space="preserve"> </w:t>
+      </w:r>
+      <w:r>
+        <w:rPr>
+          <w:lang w:val="es-ES"/>
+        </w:rPr>
         <w:t xml:space="preserve">“quórum”</w:t>
       </w:r>
       <w:r>
-        <w:t xml:space="preserve"> </w:t>
-      </w:r>
-      <w:r>
+        <w:rPr>
+          <w:lang w:val="es-ES"/>
+        </w:rPr>
+        <w:t xml:space="preserve"> </w:t>
+      </w:r>
+      <w:r>
+        <w:rPr>
+          <w:lang w:val="es-ES"/>
+        </w:rPr>
         <w:t xml:space="preserve">o control de enlace WAN (que el failover dependa también de comprobar la salida, no solo el heartbeat).</w:t>
       </w:r>
     </w:p>
@@ -961,6 +1238,9 @@
         <w:pStyle w:val="Heading2"/>
       </w:pPr>
       <w:r>
+        <w:rPr>
+          <w:lang w:val="es-ES"/>
+        </w:rPr>
         <w:t xml:space="preserve">7. Stack vs no stack</w:t>
       </w:r>
     </w:p>
@@ -972,31 +1252,53 @@
         </w:numPr>
       </w:pPr>
       <w:r>
+        <w:rPr>
+          <w:lang w:val="es-ES"/>
+        </w:rPr>
         <w:t xml:space="preserve">Con</w:t>
       </w:r>
       <w:r>
+        <w:rPr>
+          <w:lang w:val="es-ES"/>
+        </w:rPr>
         <w:t xml:space="preserve"> </w:t>
       </w:r>
       <w:r>
         <w:rPr>
           <w:b/>
           <w:bCs/>
+          <w:lang w:val="es-ES"/>
         </w:rPr>
         <w:t xml:space="preserve">stack</w:t>
       </w:r>
       <w:r>
+        <w:rPr>
+          <w:lang w:val="es-ES"/>
+        </w:rPr>
         <w:t xml:space="preserve">, los dos switches son una sola entidad de capa 2 y 3: las SVIs y el gateway viven en el</w:t>
       </w:r>
       <w:r>
-        <w:t xml:space="preserve"> </w:t>
-      </w:r>
-      <w:r>
+        <w:rPr>
+          <w:lang w:val="es-ES"/>
+        </w:rPr>
+        <w:t xml:space="preserve"> </w:t>
+      </w:r>
+      <w:r>
+        <w:rPr>
+          <w:lang w:val="es-ES"/>
+        </w:rPr>
         <w:t xml:space="preserve">“switch”</w:t>
       </w:r>
       <w:r>
-        <w:t xml:space="preserve"> </w:t>
-      </w:r>
-      <w:r>
+        <w:rPr>
+          <w:lang w:val="es-ES"/>
+        </w:rPr>
+        <w:t xml:space="preserve"> </w:t>
+      </w:r>
+      <w:r>
+        <w:rPr>
+          <w:lang w:val="es-ES"/>
+        </w:rPr>
         <w:t xml:space="preserve">lógico, sin FHRP (no hace falta HSRP: no hay dos gateway), convergencia instantánea ante fallo de miembro y una sola config.</w:t>
       </w:r>
     </w:p>
@@ -1008,6 +1310,9 @@
         </w:numPr>
       </w:pPr>
       <w:r>
+        <w:rPr>
+          <w:lang w:val="es-ES"/>
+        </w:rPr>
         <w:t xml:space="preserve">Si el master cae, un miembro asume (el stack se reconfigura, segundos). Si cae el cable de stacking completo, el stack se parte (split) y hay IPs duplicadas: por eso los stacks modernos usan enlaces de stacking redundantes (anillo) o mecanismos de split detection (como VSS/MLAG/iStack dual-active detection).</w:t>
       </w:r>
     </w:p>
@@ -1019,31 +1324,53 @@
         </w:numPr>
       </w:pPr>
       <w:r>
+        <w:rPr>
+          <w:lang w:val="es-ES"/>
+        </w:rPr>
         <w:t xml:space="preserve">El</w:t>
       </w:r>
       <w:r>
+        <w:rPr>
+          <w:lang w:val="es-ES"/>
+        </w:rPr>
         <w:t xml:space="preserve"> </w:t>
       </w:r>
       <w:r>
         <w:rPr>
           <w:b/>
           <w:bCs/>
+          <w:lang w:val="es-ES"/>
         </w:rPr>
         <w:t xml:space="preserve">riesgo compartido</w:t>
       </w:r>
       <w:r>
+        <w:rPr>
+          <w:lang w:val="es-ES"/>
+        </w:rPr>
         <w:t xml:space="preserve">: software bug, actualización o config errónea afecta a</w:t>
       </w:r>
       <w:r>
-        <w:t xml:space="preserve"> </w:t>
-      </w:r>
-      <w:r>
+        <w:rPr>
+          <w:lang w:val="es-ES"/>
+        </w:rPr>
+        <w:t xml:space="preserve"> </w:t>
+      </w:r>
+      <w:r>
+        <w:rPr>
+          <w:lang w:val="es-ES"/>
+        </w:rPr>
         <w:t xml:space="preserve">“una”</w:t>
       </w:r>
       <w:r>
-        <w:t xml:space="preserve"> </w:t>
-      </w:r>
-      <w:r>
+        <w:rPr>
+          <w:lang w:val="es-ES"/>
+        </w:rPr>
+        <w:t xml:space="preserve"> </w:t>
+      </w:r>
+      <w:r>
+        <w:rPr>
+          <w:lang w:val="es-ES"/>
+        </w:rPr>
         <w:t xml:space="preserve">caja que en realidad son dos. Con dos switches independientes, un error de config en uno no arrastra al otro (aunque tampoco compartes la simplicidad de gestión del stack).</w:t>
       </w:r>
     </w:p>
@@ -1054,6 +1381,9 @@
         <w:pStyle w:val="Heading2"/>
       </w:pPr>
       <w:r>
+        <w:rPr>
+          <w:lang w:val="es-ES"/>
+        </w:rPr>
         <w:t xml:space="preserve">8. Plan de continuidad</w:t>
       </w:r>
     </w:p>
@@ -1068,13 +1398,20 @@
         <w:rPr>
           <w:b/>
           <w:bCs/>
+          <w:lang w:val="es-ES"/>
         </w:rPr>
         <w:t xml:space="preserve">RTO</w:t>
       </w:r>
       <w:r>
-        <w:t xml:space="preserve"> </w:t>
-      </w:r>
-      <w:r>
+        <w:rPr>
+          <w:lang w:val="es-ES"/>
+        </w:rPr>
+        <w:t xml:space="preserve"> </w:t>
+      </w:r>
+      <w:r>
+        <w:rPr>
+          <w:lang w:val="es-ES"/>
+        </w:rPr>
         <w:t xml:space="preserve">(Recovery Time Objective) es el tiempo máximo aceptable de servicio caído. 5 minutos es exigente porque la conmutación automática (HSRP/RSTP/rutas flotantes) debe ser en segundos y sin intervención humana; los 5 minutos cubren la detección + failover + verificación.</w:t>
       </w:r>
     </w:p>
@@ -1089,29 +1426,46 @@
         <w:rPr>
           <w:b/>
           <w:bCs/>
+          <w:lang w:val="es-ES"/>
         </w:rPr>
         <w:t xml:space="preserve">Cubre bien:</w:t>
       </w:r>
       <w:r>
-        <w:t xml:space="preserve"> </w:t>
-      </w:r>
-      <w:r>
+        <w:rPr>
+          <w:lang w:val="es-ES"/>
+        </w:rPr>
+        <w:t xml:space="preserve"> </w:t>
+      </w:r>
+      <w:r>
+        <w:rPr>
+          <w:lang w:val="es-ES"/>
+        </w:rPr>
         <w:t xml:space="preserve">caída de un router (HSRP), de un ISP (rutas flotantes), de un miembro del stack, de un enlace de acceso (STP/EtherChannel), corte eléctrico corto (UPS).</w:t>
       </w:r>
       <w:r>
+        <w:rPr>
+          <w:lang w:val="es-ES"/>
+        </w:rPr>
         <w:t xml:space="preserve"> </w:t>
       </w:r>
       <w:r>
         <w:rPr>
           <w:b/>
           <w:bCs/>
+          <w:lang w:val="es-ES"/>
         </w:rPr>
         <w:t xml:space="preserve">No cubre:</w:t>
       </w:r>
       <w:r>
-        <w:t xml:space="preserve"> </w:t>
-      </w:r>
-      <w:r>
+        <w:rPr>
+          <w:lang w:val="es-ES"/>
+        </w:rPr>
+        <w:t xml:space="preserve"> </w:t>
+      </w:r>
+      <w:r>
+        <w:rPr>
+          <w:lang w:val="es-ES"/>
+        </w:rPr>
         <w:t xml:space="preserve">caída del armario completo (los dos routers/switches juntos si están en el mismo armario), rotura de la fibra del campus si ambos ISP comparten camino físico, errores de config masivos, y ataques. Lecciones: diversidad física y de camino de los ISP, y separar los nodos redundantes en armarios distintos.</w:t>
       </w:r>
     </w:p>
@@ -1123,22 +1477,35 @@
         </w:numPr>
       </w:pPr>
       <w:r>
+        <w:rPr>
+          <w:lang w:val="es-ES"/>
+        </w:rPr>
         <w:t xml:space="preserve">Prueba semestral:</w:t>
       </w:r>
       <w:r>
+        <w:rPr>
+          <w:lang w:val="es-ES"/>
+        </w:rPr>
         <w:t xml:space="preserve"> </w:t>
       </w:r>
       <w:r>
         <w:rPr>
           <w:b/>
           <w:bCs/>
+          <w:lang w:val="es-ES"/>
         </w:rPr>
         <w:t xml:space="preserve">simular la caída de cada componente en ventana de mantenimiento</w:t>
       </w:r>
       <w:r>
-        <w:t xml:space="preserve"> </w:t>
-      </w:r>
-      <w:r>
+        <w:rPr>
+          <w:lang w:val="es-ES"/>
+        </w:rPr>
+        <w:t xml:space="preserve"> </w:t>
+      </w:r>
+      <w:r>
+        <w:rPr>
+          <w:lang w:val="es-ES"/>
+        </w:rPr>
         <w:t xml:space="preserve">(desenchufar router activo, apagar ISP primario, tirar un miembro del stack) midiendo el tiempo real de corte y comparándolo con el RTO. Documentar el resultado y actualizar el plan.</w:t>
       </w:r>
     </w:p>

--- a/docx/12-alta-disponibilidad/boletin-U12-avanzado-resuelto.docx
+++ b/docx/12-alta-disponibilidad/boletin-U12-avanzado-resuelto.docx
@@ -15,9 +15,6 @@
             <w:pStyle w:val="TOCHeading"/>
           </w:pPr>
           <w:r>
-            <w:rPr>
-              <w:lang w:val="es-ES"/>
-            </w:rPr>
             <w:t xml:space="preserve">Table of Contents</w:t>
           </w:r>
         </w:p>
@@ -37,9 +34,6 @@
         <w:pStyle w:val="Heading1"/>
       </w:pPr>
       <w:r>
-        <w:rPr>
-          <w:lang w:val="es-ES"/>
-        </w:rPr>
         <w:t xml:space="preserve">Boletín UD12 — Avanzado (Resuelto)</w:t>
       </w:r>
     </w:p>
@@ -50,9 +44,6 @@
         <w:pStyle w:val="Heading1"/>
       </w:pPr>
       <w:r>
-        <w:rPr>
-          <w:lang w:val="es-ES"/>
-        </w:rPr>
         <w:t xml:space="preserve">✅ Boletín UD12 — Avanzado (Resuelto)</w:t>
       </w:r>
     </w:p>
@@ -69,9 +60,6 @@
         <w:pStyle w:val="Heading2"/>
       </w:pPr>
       <w:r>
-        <w:rPr>
-          <w:lang w:val="es-ES"/>
-        </w:rPr>
         <w:t xml:space="preserve">1. Diseño jerárquico completo</w:t>
       </w:r>
     </w:p>
@@ -86,72 +74,45 @@
         <w:rPr>
           <w:b/>
           <w:bCs/>
-          <w:lang w:val="es-ES"/>
         </w:rPr>
         <w:t xml:space="preserve">Capa 2:</w:t>
       </w:r>
       <w:r>
-        <w:rPr>
-          <w:lang w:val="es-ES"/>
-        </w:rPr>
-        <w:t xml:space="preserve"> </w:t>
-      </w:r>
-      <w:r>
-        <w:rPr>
-          <w:lang w:val="es-ES"/>
-        </w:rPr>
+        <w:t xml:space="preserve"> </w:t>
+      </w:r>
+      <w:r>
         <w:t xml:space="preserve">STP (RSTP) en A1-A4 y D1/D2; EtherChannel en los enlaces A↔D si hay varios cables por pareja.</w:t>
       </w:r>
       <w:r>
-        <w:rPr>
-          <w:lang w:val="es-ES"/>
-        </w:rPr>
         <w:t xml:space="preserve"> </w:t>
       </w:r>
       <w:r>
         <w:rPr>
           <w:b/>
           <w:bCs/>
-          <w:lang w:val="es-ES"/>
         </w:rPr>
         <w:t xml:space="preserve">Capa 3 gateway:</w:t>
       </w:r>
       <w:r>
-        <w:rPr>
-          <w:lang w:val="es-ES"/>
-        </w:rPr>
-        <w:t xml:space="preserve"> </w:t>
-      </w:r>
-      <w:r>
-        <w:rPr>
-          <w:lang w:val="es-ES"/>
-        </w:rPr>
+        <w:t xml:space="preserve"> </w:t>
+      </w:r>
+      <w:r>
         <w:t xml:space="preserve">HSRP en D1/D2 (o en los routers si el gateway está ahí) para las SVIs de las VLANs 10 y 20.</w:t>
       </w:r>
       <w:r>
-        <w:rPr>
-          <w:lang w:val="es-ES"/>
-        </w:rPr>
         <w:t xml:space="preserve"> </w:t>
       </w:r>
       <w:r>
         <w:rPr>
           <w:b/>
           <w:bCs/>
-          <w:lang w:val="es-ES"/>
         </w:rPr>
         <w:t xml:space="preserve">Capa 3 salida:</w:t>
       </w:r>
       <w:r>
-        <w:rPr>
-          <w:lang w:val="es-ES"/>
-        </w:rPr>
-        <w:t xml:space="preserve"> </w:t>
-      </w:r>
-      <w:r>
-        <w:rPr>
-          <w:lang w:val="es-ES"/>
-        </w:rPr>
+        <w:t xml:space="preserve"> </w:t>
+      </w:r>
+      <w:r>
         <w:t xml:space="preserve">rutas estáticas/OSPF + HSRP o routing dinámico entre R1/R2 y D1/D2; dos ISPs con rutas flotantes si hay doble borde.</w:t>
       </w:r>
     </w:p>
@@ -163,61 +124,38 @@
         </w:numPr>
       </w:pPr>
       <w:r>
-        <w:rPr>
-          <w:lang w:val="es-ES"/>
-        </w:rPr>
         <w:t xml:space="preserve">Si cae D1:</w:t>
       </w:r>
       <w:r>
-        <w:rPr>
-          <w:lang w:val="es-ES"/>
-        </w:rPr>
         <w:t xml:space="preserve"> </w:t>
       </w:r>
       <w:r>
         <w:rPr>
           <w:b/>
           <w:bCs/>
-          <w:lang w:val="es-ES"/>
         </w:rPr>
         <w:t xml:space="preserve">capa 2</w:t>
       </w:r>
       <w:r>
-        <w:rPr>
-          <w:lang w:val="es-ES"/>
-        </w:rPr>
-        <w:t xml:space="preserve"> </w:t>
-      </w:r>
-      <w:r>
-        <w:rPr>
-          <w:lang w:val="es-ES"/>
-        </w:rPr>
+        <w:t xml:space="preserve"> </w:t>
+      </w:r>
+      <w:r>
         <w:t xml:space="preserve">— STP desbloquea los puertos de reserva y los A1-A4 reconvergen hacia D2 (segundos con RSTP).</w:t>
       </w:r>
       <w:r>
-        <w:rPr>
-          <w:lang w:val="es-ES"/>
-        </w:rPr>
         <w:t xml:space="preserve"> </w:t>
       </w:r>
       <w:r>
         <w:rPr>
           <w:b/>
           <w:bCs/>
-          <w:lang w:val="es-ES"/>
         </w:rPr>
         <w:t xml:space="preserve">Capa 3</w:t>
       </w:r>
       <w:r>
-        <w:rPr>
-          <w:lang w:val="es-ES"/>
-        </w:rPr>
-        <w:t xml:space="preserve"> </w:t>
-      </w:r>
-      <w:r>
-        <w:rPr>
-          <w:lang w:val="es-ES"/>
-        </w:rPr>
+        <w:t xml:space="preserve"> </w:t>
+      </w:r>
+      <w:r>
         <w:t xml:space="preserve">— HSRP: el router/switch en espera toma la IP virtual de las VLANs; los PCs no tocan su config. Puede bajar el ancho de banda disponible, pero el servicio sigue.</w:t>
       </w:r>
     </w:p>
@@ -229,29 +167,19 @@
         </w:numPr>
       </w:pPr>
       <w:r>
-        <w:rPr>
-          <w:lang w:val="es-ES"/>
-        </w:rPr>
         <w:t xml:space="preserve">Queda el</w:t>
       </w:r>
       <w:r>
-        <w:rPr>
-          <w:lang w:val="es-ES"/>
-        </w:rPr>
         <w:t xml:space="preserve"> </w:t>
       </w:r>
       <w:r>
         <w:rPr>
           <w:b/>
           <w:bCs/>
-          <w:lang w:val="es-ES"/>
         </w:rPr>
         <w:t xml:space="preserve">SPOF por servidor</w:t>
       </w:r>
       <w:r>
-        <w:rPr>
-          <w:lang w:val="es-ES"/>
-        </w:rPr>
         <w:t xml:space="preserve">: si el servidor cae o su única NIC muere, el servicio cae aunque la red sea redundante. La alta disponibilidad de la red no cubre la HA del servidor: para eso, clústeres/balanceo (o al menos NIC teaming).</w:t>
       </w:r>
     </w:p>
@@ -262,9 +190,6 @@
         <w:pStyle w:val="Heading2"/>
       </w:pPr>
       <w:r>
-        <w:rPr>
-          <w:lang w:val="es-ES"/>
-        </w:rPr>
         <w:t xml:space="preserve">2. HSRP con preempt y tracking</w:t>
       </w:r>
     </w:p>
@@ -509,9 +434,6 @@
         </w:numPr>
       </w:pPr>
       <w:r>
-        <w:rPr>
-          <w:lang w:val="es-ES"/>
-        </w:rPr>
         <w:t xml:space="preserve">Si cae la WAN de R1: su prioridad baja de 110 a 90, por debajo de R2 (100). Con preempt en R2, este toma el rol activo y asume la IP virtual. Si se recupera la WAN, R1 vuelve a 110 y, con preempt, recupera el activo.</w:t>
       </w:r>
     </w:p>
@@ -523,48 +445,31 @@
         </w:numPr>
       </w:pPr>
       <w:r>
-        <w:rPr>
-          <w:lang w:val="es-ES"/>
-        </w:rPr>
         <w:t xml:space="preserve">Sin</w:t>
       </w:r>
       <w:r>
-        <w:rPr>
-          <w:lang w:val="es-ES"/>
-        </w:rPr>
         <w:t xml:space="preserve"> </w:t>
       </w:r>
       <w:r>
         <w:rPr>
           <w:rStyle w:val="VerbatimChar"/>
-          <w:lang w:val="es-ES"/>
         </w:rPr>
         <w:t xml:space="preserve">preempt</w:t>
       </w:r>
       <w:r>
-        <w:rPr>
-          <w:lang w:val="es-ES"/>
-        </w:rPr>
         <w:t xml:space="preserve">, R2 sigue activo aunque R1 vuelva con prioridad mayor: HSRP solo cede el rol si el activo actual muere o baja su prioridad por debajo del otro</w:t>
       </w:r>
       <w:r>
-        <w:rPr>
-          <w:lang w:val="es-ES"/>
-        </w:rPr>
         <w:t xml:space="preserve"> </w:t>
       </w:r>
       <w:r>
         <w:rPr>
           <w:b/>
           <w:bCs/>
-          <w:lang w:val="es-ES"/>
         </w:rPr>
         <w:t xml:space="preserve">con preempt configurado en el que quiere volver</w:t>
       </w:r>
       <w:r>
-        <w:rPr>
-          <w:lang w:val="es-ES"/>
-        </w:rPr>
         <w:t xml:space="preserve">. Sin preempt, el failback no es automático (a veces es incluso deseable, para evitar flaps).</w:t>
       </w:r>
     </w:p>
@@ -575,9 +480,6 @@
         <w:pStyle w:val="Heading2"/>
       </w:pPr>
       <w:r>
-        <w:rPr>
-          <w:lang w:val="es-ES"/>
-        </w:rPr>
         <w:t xml:space="preserve">3. Diagnóstico de un EtherChannel roto</w:t>
       </w:r>
     </w:p>
@@ -589,93 +491,59 @@
         </w:numPr>
       </w:pPr>
       <w:r>
-        <w:rPr>
-          <w:lang w:val="es-ES"/>
-        </w:rPr>
         <w:t xml:space="preserve">Porque</w:t>
       </w:r>
       <w:r>
-        <w:rPr>
-          <w:lang w:val="es-ES"/>
-        </w:rPr>
         <w:t xml:space="preserve"> </w:t>
       </w:r>
       <w:r>
         <w:rPr>
           <w:rStyle w:val="VerbatimChar"/>
-          <w:lang w:val="es-ES"/>
         </w:rPr>
         <w:t xml:space="preserve">mode on</w:t>
       </w:r>
       <w:r>
-        <w:rPr>
-          <w:lang w:val="es-ES"/>
-        </w:rPr>
         <w:t xml:space="preserve"> </w:t>
       </w:r>
       <w:r>
         <w:rPr>
           <w:b/>
           <w:bCs/>
-          <w:lang w:val="es-ES"/>
         </w:rPr>
         <w:t xml:space="preserve">no negocia</w:t>
       </w:r>
       <w:r>
-        <w:rPr>
-          <w:lang w:val="es-ES"/>
-        </w:rPr>
-        <w:t xml:space="preserve"> </w:t>
-      </w:r>
-      <w:r>
-        <w:rPr>
-          <w:lang w:val="es-ES"/>
-        </w:rPr>
+        <w:t xml:space="preserve"> </w:t>
+      </w:r>
+      <w:r>
         <w:t xml:space="preserve">PAgP ni LACP, y</w:t>
       </w:r>
       <w:r>
-        <w:rPr>
-          <w:lang w:val="es-ES"/>
-        </w:rPr>
         <w:t xml:space="preserve"> </w:t>
       </w:r>
       <w:r>
         <w:rPr>
           <w:rStyle w:val="VerbatimChar"/>
-          <w:lang w:val="es-ES"/>
         </w:rPr>
         <w:t xml:space="preserve">desirable</w:t>
       </w:r>
       <w:r>
-        <w:rPr>
-          <w:lang w:val="es-ES"/>
-        </w:rPr>
-        <w:t xml:space="preserve"> </w:t>
-      </w:r>
-      <w:r>
-        <w:rPr>
-          <w:lang w:val="es-ES"/>
-        </w:rPr>
+        <w:t xml:space="preserve"> </w:t>
+      </w:r>
+      <w:r>
         <w:t xml:space="preserve">usa</w:t>
       </w:r>
       <w:r>
-        <w:rPr>
-          <w:lang w:val="es-ES"/>
-        </w:rPr>
         <w:t xml:space="preserve"> </w:t>
       </w:r>
       <w:r>
         <w:rPr>
           <w:b/>
           <w:bCs/>
-          <w:lang w:val="es-ES"/>
         </w:rPr>
         <w:t xml:space="preserve">PAgP</w:t>
       </w:r>
       <w:r>
-        <w:rPr>
-          <w:lang w:val="es-ES"/>
-        </w:rPr>
         <w:t xml:space="preserve">. Un extremo mudo y el otro hablando PAgP: el canal no se forma y los puertos quedan como enlaces normales (o err-disable por inconsistencia).</w:t>
       </w:r>
     </w:p>
@@ -687,9 +555,6 @@
         </w:numPr>
       </w:pPr>
       <w:r>
-        <w:rPr>
-          <w:lang w:val="es-ES"/>
-        </w:rPr>
         <w:t xml:space="preserve">Combinaciones válidas:</w:t>
       </w:r>
     </w:p>
@@ -705,20 +570,13 @@
         <w:rPr>
           <w:b/>
           <w:bCs/>
-          <w:lang w:val="es-ES"/>
         </w:rPr>
         <w:t xml:space="preserve">PAgP:</w:t>
       </w:r>
       <w:r>
-        <w:rPr>
-          <w:lang w:val="es-ES"/>
-        </w:rPr>
-        <w:t xml:space="preserve"> </w:t>
-      </w:r>
-      <w:r>
-        <w:rPr>
-          <w:lang w:val="es-ES"/>
-        </w:rPr>
+        <w:t xml:space="preserve"> </w:t>
+      </w:r>
+      <w:r>
         <w:t xml:space="preserve">desirable–desirable, desirable–auto</w:t>
       </w:r>
     </w:p>
@@ -734,20 +592,13 @@
         <w:rPr>
           <w:b/>
           <w:bCs/>
-          <w:lang w:val="es-ES"/>
         </w:rPr>
         <w:t xml:space="preserve">LACP:</w:t>
       </w:r>
       <w:r>
-        <w:rPr>
-          <w:lang w:val="es-ES"/>
-        </w:rPr>
-        <w:t xml:space="preserve"> </w:t>
-      </w:r>
-      <w:r>
-        <w:rPr>
-          <w:lang w:val="es-ES"/>
-        </w:rPr>
+        <w:t xml:space="preserve"> </w:t>
+      </w:r>
+      <w:r>
         <w:t xml:space="preserve">active–active, active–passive</w:t>
       </w:r>
     </w:p>
@@ -763,20 +614,13 @@
         <w:rPr>
           <w:b/>
           <w:bCs/>
-          <w:lang w:val="es-ES"/>
         </w:rPr>
         <w:t xml:space="preserve">on–on</w:t>
       </w:r>
       <w:r>
-        <w:rPr>
-          <w:lang w:val="es-ES"/>
-        </w:rPr>
-        <w:t xml:space="preserve"> </w:t>
-      </w:r>
-      <w:r>
-        <w:rPr>
-          <w:lang w:val="es-ES"/>
-        </w:rPr>
+        <w:t xml:space="preserve"> </w:t>
+      </w:r>
+      <w:r>
         <w:t xml:space="preserve">(sin negociación, ambos extremos)</w:t>
       </w:r>
     </w:p>
@@ -802,28 +646,18 @@
         <w:pStyle w:val="FirstParagraph"/>
       </w:pPr>
       <w:r>
-        <w:rPr>
-          <w:lang w:val="es-ES"/>
-        </w:rPr>
         <w:t xml:space="preserve">Muestra el grupo, el protocolo, los puertos miembro y su estado (P = bundled, I = independent, D = down, s = suspended). Complementa con</w:t>
       </w:r>
       <w:r>
-        <w:rPr>
-          <w:lang w:val="es-ES"/>
-        </w:rPr>
         <w:t xml:space="preserve"> </w:t>
       </w:r>
       <w:r>
         <w:rPr>
           <w:rStyle w:val="VerbatimChar"/>
-          <w:lang w:val="es-ES"/>
         </w:rPr>
         <w:t xml:space="preserve">show interfaces port-channel 1</w:t>
       </w:r>
       <w:r>
-        <w:rPr>
-          <w:lang w:val="es-ES"/>
-        </w:rPr>
         <w:t xml:space="preserve">.</w:t>
       </w:r>
     </w:p>
@@ -834,9 +668,6 @@
         <w:pStyle w:val="Heading2"/>
       </w:pPr>
       <w:r>
-        <w:rPr>
-          <w:lang w:val="es-ES"/>
-        </w:rPr>
         <w:t xml:space="preserve">4. Bucle de capa 2 en producción</w:t>
       </w:r>
     </w:p>
@@ -848,54 +679,34 @@
         </w:numPr>
       </w:pPr>
       <w:r>
-        <w:rPr>
-          <w:lang w:val="es-ES"/>
-        </w:rPr>
         <w:t xml:space="preserve">RSTP sí converge rápido, pero el bucle se forma</w:t>
       </w:r>
       <w:r>
-        <w:rPr>
-          <w:lang w:val="es-ES"/>
-        </w:rPr>
         <w:t xml:space="preserve"> </w:t>
       </w:r>
       <w:r>
         <w:rPr>
           <w:b/>
           <w:bCs/>
-          <w:lang w:val="es-ES"/>
         </w:rPr>
         <w:t xml:space="preserve">antes</w:t>
       </w:r>
       <w:r>
-        <w:rPr>
-          <w:lang w:val="es-ES"/>
-        </w:rPr>
-        <w:t xml:space="preserve"> </w:t>
-      </w:r>
-      <w:r>
-        <w:rPr>
-          <w:lang w:val="es-ES"/>
-        </w:rPr>
+        <w:t xml:space="preserve"> </w:t>
+      </w:r>
+      <w:r>
         <w:t xml:space="preserve">de que STP termine de elegir: hay unos segundos de tormenta (y si el cable se enchufa en puertos con</w:t>
       </w:r>
       <w:r>
-        <w:rPr>
-          <w:lang w:val="es-ES"/>
-        </w:rPr>
         <w:t xml:space="preserve"> </w:t>
       </w:r>
       <w:r>
         <w:rPr>
           <w:rStyle w:val="VerbatimChar"/>
-          <w:lang w:val="es-ES"/>
         </w:rPr>
         <w:t xml:space="preserve">portfast</w:t>
       </w:r>
       <w:r>
-        <w:rPr>
-          <w:lang w:val="es-ES"/>
-        </w:rPr>
         <w:t xml:space="preserve">, el BPDU que llega puede no ser procesado a tiempo).</w:t>
       </w:r>
     </w:p>
@@ -910,40 +721,26 @@
         <w:rPr>
           <w:b/>
           <w:bCs/>
-          <w:lang w:val="es-ES"/>
         </w:rPr>
         <w:t xml:space="preserve">BPDU Guard</w:t>
       </w:r>
       <w:r>
-        <w:rPr>
-          <w:lang w:val="es-ES"/>
-        </w:rPr>
-        <w:t xml:space="preserve"> </w:t>
-      </w:r>
-      <w:r>
-        <w:rPr>
-          <w:lang w:val="es-ES"/>
-        </w:rPr>
+        <w:t xml:space="preserve"> </w:t>
+      </w:r>
+      <w:r>
         <w:t xml:space="preserve">(tumba el puerto si llega un BPDU donde no debe),</w:t>
       </w:r>
       <w:r>
-        <w:rPr>
-          <w:lang w:val="es-ES"/>
-        </w:rPr>
         <w:t xml:space="preserve"> </w:t>
       </w:r>
       <w:r>
         <w:rPr>
           <w:b/>
           <w:bCs/>
-          <w:lang w:val="es-ES"/>
         </w:rPr>
         <w:t xml:space="preserve">Bridge Assurance</w:t>
       </w:r>
       <w:r>
-        <w:rPr>
-          <w:lang w:val="es-ES"/>
-        </w:rPr>
         <w:t xml:space="preserve">, storm control y guardias de raíz.</w:t>
       </w:r>
     </w:p>
@@ -955,9 +752,6 @@
         </w:numPr>
       </w:pPr>
       <w:r>
-        <w:rPr>
-          <w:lang w:val="es-ES"/>
-        </w:rPr>
         <w:t xml:space="preserve">En cada puerto de acceso:</w:t>
       </w:r>
     </w:p>
@@ -998,28 +792,18 @@
         <w:pStyle w:val="FirstParagraph"/>
       </w:pPr>
       <w:r>
-        <w:rPr>
-          <w:lang w:val="es-ES"/>
-        </w:rPr>
         <w:t xml:space="preserve">Y a nivel global:</w:t>
       </w:r>
       <w:r>
-        <w:rPr>
-          <w:lang w:val="es-ES"/>
-        </w:rPr>
         <w:t xml:space="preserve"> </w:t>
       </w:r>
       <w:r>
         <w:rPr>
           <w:rStyle w:val="VerbatimChar"/>
-          <w:lang w:val="es-ES"/>
         </w:rPr>
         <w:t xml:space="preserve">spanning-tree portfast bpduguard default</w:t>
       </w:r>
       <w:r>
-        <w:rPr>
-          <w:lang w:val="es-ES"/>
-        </w:rPr>
         <w:t xml:space="preserve">. Con BPDU Guard, el cable del becario tumba el puerto en lugar de crear el bucle.</w:t>
       </w:r>
     </w:p>
@@ -1030,9 +814,6 @@
         <w:pStyle w:val="Heading2"/>
       </w:pPr>
       <w:r>
-        <w:rPr>
-          <w:lang w:val="es-ES"/>
-        </w:rPr>
         <w:t xml:space="preserve">5. Cálculo de costes y failover</w:t>
       </w:r>
     </w:p>
@@ -1044,35 +825,22 @@
         </w:numPr>
       </w:pPr>
       <w:r>
-        <w:rPr>
-          <w:lang w:val="es-ES"/>
-        </w:rPr>
         <w:t xml:space="preserve">Bloquea</w:t>
       </w:r>
       <w:r>
-        <w:rPr>
-          <w:lang w:val="es-ES"/>
-        </w:rPr>
         <w:t xml:space="preserve"> </w:t>
       </w:r>
       <w:r>
         <w:rPr>
           <w:b/>
           <w:bCs/>
-          <w:lang w:val="es-ES"/>
         </w:rPr>
         <w:t xml:space="preserve">SW3</w:t>
       </w:r>
       <w:r>
-        <w:rPr>
-          <w:lang w:val="es-ES"/>
-        </w:rPr>
-        <w:t xml:space="preserve"> </w:t>
-      </w:r>
-      <w:r>
-        <w:rPr>
-          <w:lang w:val="es-ES"/>
-        </w:rPr>
+        <w:t xml:space="preserve"> </w:t>
+      </w:r>
+      <w:r>
         <w:t xml:space="preserve">en el enlace SW2-SW3: SW3 ya tiene su puerto raíz hacia SW1 (coste 4); por el enlace SW2-SW3 (100 Mbps, coste 19) llegaría peor. SW3 elige el puerto designado de SW2 y SW3 pone el suyo en alternativo (bloqueado).</w:t>
       </w:r>
     </w:p>
@@ -1084,9 +852,6 @@
         </w:numPr>
       </w:pPr>
       <w:r>
-        <w:rPr>
-          <w:lang w:val="es-ES"/>
-        </w:rPr>
         <w:t xml:space="preserve">Cae el enlace SW1-SW3: SW3 pierde su puerto raíz; su puerto alternativo por SW2 pasa inmediatamente a raíz (con RSTP, casi instantáneo, sin esperar timers).</w:t>
       </w:r>
     </w:p>
@@ -1101,20 +866,13 @@
         <w:rPr>
           <w:b/>
           <w:bCs/>
-          <w:lang w:val="es-ES"/>
         </w:rPr>
         <w:t xml:space="preserve">RSTP converge en segundos</w:t>
       </w:r>
       <w:r>
-        <w:rPr>
-          <w:lang w:val="es-ES"/>
-        </w:rPr>
-        <w:t xml:space="preserve"> </w:t>
-      </w:r>
-      <w:r>
-        <w:rPr>
-          <w:lang w:val="es-ES"/>
-        </w:rPr>
+        <w:t xml:space="preserve"> </w:t>
+      </w:r>
+      <w:r>
         <w:t xml:space="preserve">(hanza shakeProposal/agreement, sin esperar 30-50 s de listening/learning del STP clásico 802.1D).</w:t>
       </w:r>
     </w:p>
@@ -1125,9 +883,6 @@
         <w:pStyle w:val="Heading2"/>
       </w:pPr>
       <w:r>
-        <w:rPr>
-          <w:lang w:val="es-ES"/>
-        </w:rPr>
         <w:t xml:space="preserve">6. Doble nodo con keepalives</w:t>
       </w:r>
     </w:p>
@@ -1142,14 +897,10 @@
         <w:rPr>
           <w:b/>
           <w:bCs/>
-          <w:lang w:val="es-ES"/>
         </w:rPr>
         <w:t xml:space="preserve">Split-brain</w:t>
       </w:r>
       <w:r>
-        <w:rPr>
-          <w:lang w:val="es-ES"/>
-        </w:rPr>
         <w:t xml:space="preserve">: al perder el heartbeat, cada firewall cree que el otro ha muerto. Ambos reclaman la IP virtual y el rol de activo.</w:t>
       </w:r>
     </w:p>
@@ -1161,9 +912,6 @@
         </w:numPr>
       </w:pPr>
       <w:r>
-        <w:rPr>
-          <w:lang w:val="es-ES"/>
-        </w:rPr>
         <w:t xml:space="preserve">Tablas ARP/dfg inconsistentes, tráfico por el nodo ” equivocado”, sesiones partidas, IPs duplicadas en la red y corte intermitente del servicio.</w:t>
       </w:r>
     </w:p>
@@ -1175,59 +923,34 @@
         </w:numPr>
       </w:pPr>
       <w:r>
-        <w:rPr>
-          <w:lang w:val="es-ES"/>
-        </w:rPr>
         <w:t xml:space="preserve">Un</w:t>
       </w:r>
       <w:r>
-        <w:rPr>
-          <w:lang w:val="es-ES"/>
-        </w:rPr>
         <w:t xml:space="preserve"> </w:t>
       </w:r>
       <w:r>
         <w:rPr>
           <w:b/>
           <w:bCs/>
-          <w:lang w:val="es-ES"/>
         </w:rPr>
         <w:t xml:space="preserve">canal de heartbeats redundante</w:t>
       </w:r>
       <w:r>
-        <w:rPr>
-          <w:lang w:val="es-ES"/>
-        </w:rPr>
-        <w:t xml:space="preserve"> </w:t>
-      </w:r>
-      <w:r>
-        <w:rPr>
-          <w:lang w:val="es-ES"/>
-        </w:rPr>
+        <w:t xml:space="preserve"> </w:t>
+      </w:r>
+      <w:r>
         <w:t xml:space="preserve">(dos interfaces dedicadas), monitorizar el estado con el sistema de HA del fabricante, y mecanismos tipo</w:t>
       </w:r>
       <w:r>
-        <w:rPr>
-          <w:lang w:val="es-ES"/>
-        </w:rPr>
-        <w:t xml:space="preserve"> </w:t>
-      </w:r>
-      <w:r>
-        <w:rPr>
-          <w:lang w:val="es-ES"/>
-        </w:rPr>
+        <w:t xml:space="preserve"> </w:t>
+      </w:r>
+      <w:r>
         <w:t xml:space="preserve">“quórum”</w:t>
       </w:r>
       <w:r>
-        <w:rPr>
-          <w:lang w:val="es-ES"/>
-        </w:rPr>
-        <w:t xml:space="preserve"> </w:t>
-      </w:r>
-      <w:r>
-        <w:rPr>
-          <w:lang w:val="es-ES"/>
-        </w:rPr>
+        <w:t xml:space="preserve"> </w:t>
+      </w:r>
+      <w:r>
         <w:t xml:space="preserve">o control de enlace WAN (que el failover dependa también de comprobar la salida, no solo el heartbeat).</w:t>
       </w:r>
     </w:p>
@@ -1238,9 +961,6 @@
         <w:pStyle w:val="Heading2"/>
       </w:pPr>
       <w:r>
-        <w:rPr>
-          <w:lang w:val="es-ES"/>
-        </w:rPr>
         <w:t xml:space="preserve">7. Stack vs no stack</w:t>
       </w:r>
     </w:p>
@@ -1252,53 +972,31 @@
         </w:numPr>
       </w:pPr>
       <w:r>
-        <w:rPr>
-          <w:lang w:val="es-ES"/>
-        </w:rPr>
         <w:t xml:space="preserve">Con</w:t>
       </w:r>
       <w:r>
-        <w:rPr>
-          <w:lang w:val="es-ES"/>
-        </w:rPr>
         <w:t xml:space="preserve"> </w:t>
       </w:r>
       <w:r>
         <w:rPr>
           <w:b/>
           <w:bCs/>
-          <w:lang w:val="es-ES"/>
         </w:rPr>
         <w:t xml:space="preserve">stack</w:t>
       </w:r>
       <w:r>
-        <w:rPr>
-          <w:lang w:val="es-ES"/>
-        </w:rPr>
         <w:t xml:space="preserve">, los dos switches son una sola entidad de capa 2 y 3: las SVIs y el gateway viven en el</w:t>
       </w:r>
       <w:r>
-        <w:rPr>
-          <w:lang w:val="es-ES"/>
-        </w:rPr>
-        <w:t xml:space="preserve"> </w:t>
-      </w:r>
-      <w:r>
-        <w:rPr>
-          <w:lang w:val="es-ES"/>
-        </w:rPr>
+        <w:t xml:space="preserve"> </w:t>
+      </w:r>
+      <w:r>
         <w:t xml:space="preserve">“switch”</w:t>
       </w:r>
       <w:r>
-        <w:rPr>
-          <w:lang w:val="es-ES"/>
-        </w:rPr>
-        <w:t xml:space="preserve"> </w:t>
-      </w:r>
-      <w:r>
-        <w:rPr>
-          <w:lang w:val="es-ES"/>
-        </w:rPr>
+        <w:t xml:space="preserve"> </w:t>
+      </w:r>
+      <w:r>
         <w:t xml:space="preserve">lógico, sin FHRP (no hace falta HSRP: no hay dos gateway), convergencia instantánea ante fallo de miembro y una sola config.</w:t>
       </w:r>
     </w:p>
@@ -1310,9 +1008,6 @@
         </w:numPr>
       </w:pPr>
       <w:r>
-        <w:rPr>
-          <w:lang w:val="es-ES"/>
-        </w:rPr>
         <w:t xml:space="preserve">Si el master cae, un miembro asume (el stack se reconfigura, segundos). Si cae el cable de stacking completo, el stack se parte (split) y hay IPs duplicadas: por eso los stacks modernos usan enlaces de stacking redundantes (anillo) o mecanismos de split detection (como VSS/MLAG/iStack dual-active detection).</w:t>
       </w:r>
     </w:p>
@@ -1324,53 +1019,31 @@
         </w:numPr>
       </w:pPr>
       <w:r>
-        <w:rPr>
-          <w:lang w:val="es-ES"/>
-        </w:rPr>
         <w:t xml:space="preserve">El</w:t>
       </w:r>
       <w:r>
-        <w:rPr>
-          <w:lang w:val="es-ES"/>
-        </w:rPr>
         <w:t xml:space="preserve"> </w:t>
       </w:r>
       <w:r>
         <w:rPr>
           <w:b/>
           <w:bCs/>
-          <w:lang w:val="es-ES"/>
         </w:rPr>
         <w:t xml:space="preserve">riesgo compartido</w:t>
       </w:r>
       <w:r>
-        <w:rPr>
-          <w:lang w:val="es-ES"/>
-        </w:rPr>
         <w:t xml:space="preserve">: software bug, actualización o config errónea afecta a</w:t>
       </w:r>
       <w:r>
-        <w:rPr>
-          <w:lang w:val="es-ES"/>
-        </w:rPr>
-        <w:t xml:space="preserve"> </w:t>
-      </w:r>
-      <w:r>
-        <w:rPr>
-          <w:lang w:val="es-ES"/>
-        </w:rPr>
+        <w:t xml:space="preserve"> </w:t>
+      </w:r>
+      <w:r>
         <w:t xml:space="preserve">“una”</w:t>
       </w:r>
       <w:r>
-        <w:rPr>
-          <w:lang w:val="es-ES"/>
-        </w:rPr>
-        <w:t xml:space="preserve"> </w:t>
-      </w:r>
-      <w:r>
-        <w:rPr>
-          <w:lang w:val="es-ES"/>
-        </w:rPr>
+        <w:t xml:space="preserve"> </w:t>
+      </w:r>
+      <w:r>
         <w:t xml:space="preserve">caja que en realidad son dos. Con dos switches independientes, un error de config en uno no arrastra al otro (aunque tampoco compartes la simplicidad de gestión del stack).</w:t>
       </w:r>
     </w:p>
@@ -1381,9 +1054,6 @@
         <w:pStyle w:val="Heading2"/>
       </w:pPr>
       <w:r>
-        <w:rPr>
-          <w:lang w:val="es-ES"/>
-        </w:rPr>
         <w:t xml:space="preserve">8. Plan de continuidad</w:t>
       </w:r>
     </w:p>
@@ -1398,20 +1068,13 @@
         <w:rPr>
           <w:b/>
           <w:bCs/>
-          <w:lang w:val="es-ES"/>
         </w:rPr>
         <w:t xml:space="preserve">RTO</w:t>
       </w:r>
       <w:r>
-        <w:rPr>
-          <w:lang w:val="es-ES"/>
-        </w:rPr>
-        <w:t xml:space="preserve"> </w:t>
-      </w:r>
-      <w:r>
-        <w:rPr>
-          <w:lang w:val="es-ES"/>
-        </w:rPr>
+        <w:t xml:space="preserve"> </w:t>
+      </w:r>
+      <w:r>
         <w:t xml:space="preserve">(Recovery Time Objective) es el tiempo máximo aceptable de servicio caído. 5 minutos es exigente porque la conmutación automática (HSRP/RSTP/rutas flotantes) debe ser en segundos y sin intervención humana; los 5 minutos cubren la detección + failover + verificación.</w:t>
       </w:r>
     </w:p>
@@ -1426,46 +1089,29 @@
         <w:rPr>
           <w:b/>
           <w:bCs/>
-          <w:lang w:val="es-ES"/>
         </w:rPr>
         <w:t xml:space="preserve">Cubre bien:</w:t>
       </w:r>
       <w:r>
-        <w:rPr>
-          <w:lang w:val="es-ES"/>
-        </w:rPr>
-        <w:t xml:space="preserve"> </w:t>
-      </w:r>
-      <w:r>
-        <w:rPr>
-          <w:lang w:val="es-ES"/>
-        </w:rPr>
+        <w:t xml:space="preserve"> </w:t>
+      </w:r>
+      <w:r>
         <w:t xml:space="preserve">caída de un router (HSRP), de un ISP (rutas flotantes), de un miembro del stack, de un enlace de acceso (STP/EtherChannel), corte eléctrico corto (UPS).</w:t>
       </w:r>
       <w:r>
-        <w:rPr>
-          <w:lang w:val="es-ES"/>
-        </w:rPr>
         <w:t xml:space="preserve"> </w:t>
       </w:r>
       <w:r>
         <w:rPr>
           <w:b/>
           <w:bCs/>
-          <w:lang w:val="es-ES"/>
         </w:rPr>
         <w:t xml:space="preserve">No cubre:</w:t>
       </w:r>
       <w:r>
-        <w:rPr>
-          <w:lang w:val="es-ES"/>
-        </w:rPr>
-        <w:t xml:space="preserve"> </w:t>
-      </w:r>
-      <w:r>
-        <w:rPr>
-          <w:lang w:val="es-ES"/>
-        </w:rPr>
+        <w:t xml:space="preserve"> </w:t>
+      </w:r>
+      <w:r>
         <w:t xml:space="preserve">caída del armario completo (los dos routers/switches juntos si están en el mismo armario), rotura de la fibra del campus si ambos ISP comparten camino físico, errores de config masivos, y ataques. Lecciones: diversidad física y de camino de los ISP, y separar los nodos redundantes en armarios distintos.</w:t>
       </w:r>
     </w:p>
@@ -1477,35 +1123,22 @@
         </w:numPr>
       </w:pPr>
       <w:r>
-        <w:rPr>
-          <w:lang w:val="es-ES"/>
-        </w:rPr>
         <w:t xml:space="preserve">Prueba semestral:</w:t>
       </w:r>
       <w:r>
-        <w:rPr>
-          <w:lang w:val="es-ES"/>
-        </w:rPr>
         <w:t xml:space="preserve"> </w:t>
       </w:r>
       <w:r>
         <w:rPr>
           <w:b/>
           <w:bCs/>
-          <w:lang w:val="es-ES"/>
         </w:rPr>
         <w:t xml:space="preserve">simular la caída de cada componente en ventana de mantenimiento</w:t>
       </w:r>
       <w:r>
-        <w:rPr>
-          <w:lang w:val="es-ES"/>
-        </w:rPr>
-        <w:t xml:space="preserve"> </w:t>
-      </w:r>
-      <w:r>
-        <w:rPr>
-          <w:lang w:val="es-ES"/>
-        </w:rPr>
+        <w:t xml:space="preserve"> </w:t>
+      </w:r>
+      <w:r>
         <w:t xml:space="preserve">(desenchufar router activo, apagar ISP primario, tirar un miembro del stack) midiendo el tiempo real de corte y comparándolo con el RTO. Documentar el resultado y actualizar el plan.</w:t>
       </w:r>
     </w:p>

--- a/docx/12-alta-disponibilidad/boletin-U12-avanzado-resuelto.docx
+++ b/docx/12-alta-disponibilidad/boletin-U12-avanzado-resuelto.docx
@@ -28,23 +28,23 @@
         </w:p>
       </w:sdtContent>
     </w:sdt>
-    <w:bookmarkStart w:id="9" w:name="boletín-ud12-avanzado-resuelto"/>
+    <w:bookmarkStart w:id="9" w:name="X766f100876d1200d3dc01f48a085e9ec52f06f6"/>
     <w:p>
       <w:pPr>
         <w:pStyle w:val="Heading1"/>
       </w:pPr>
       <w:r>
-        <w:t xml:space="preserve">Boletín UD12 — Avanzado (Resuelto)</w:t>
+        <w:t xml:space="preserve">Boletín de Alta disponibilidad — Avanzado (Resuelto)</w:t>
       </w:r>
     </w:p>
     <w:bookmarkEnd w:id="9"/>
-    <w:bookmarkStart w:id="18" w:name="boletín-ud12-avanzado-resuelto-1"/>
+    <w:bookmarkStart w:id="18" w:name="X3ff27ee6ba3da858cf75e31a09e788b060f0318"/>
     <w:p>
       <w:pPr>
         <w:pStyle w:val="Heading1"/>
       </w:pPr>
       <w:r>
-        <w:t xml:space="preserve">✅ Boletín UD12 — Avanzado (Resuelto)</w:t>
+        <w:t xml:space="preserve">✅ Boletín de Alta disponibilidad — Avanzado (Resuelto)</w:t>
       </w:r>
     </w:p>
     <w:p>

--- a/docx/12-alta-disponibilidad/boletin-U12-avanzado-resuelto.docx
+++ b/docx/12-alta-disponibilidad/boletin-U12-avanzado-resuelto.docx
@@ -873,7 +873,20 @@
         <w:t xml:space="preserve"> </w:t>
       </w:r>
       <w:r>
-        <w:t xml:space="preserve">(hanza shakeProposal/agreement, sin esperar 30-50 s de listening/learning del STP clásico 802.1D).</w:t>
+        <w:t xml:space="preserve">(handshake</w:t>
+      </w:r>
+      <w:r>
+        <w:t xml:space="preserve"> </w:t>
+      </w:r>
+      <w:r>
+        <w:rPr>
+          <w:i/>
+          <w:iCs/>
+        </w:rPr>
+        <w:t xml:space="preserve">proposal/agreement</w:t>
+      </w:r>
+      <w:r>
+        <w:t xml:space="preserve">, sin esperar 30-50 s de listening/learning del STP clásico 802.1D).</w:t>
       </w:r>
     </w:p>
     <w:bookmarkEnd w:id="14"/>
@@ -912,7 +925,16 @@
         </w:numPr>
       </w:pPr>
       <w:r>
-        <w:t xml:space="preserve">Tablas ARP/dfg inconsistentes, tráfico por el nodo ” equivocado”, sesiones partidas, IPs duplicadas en la red y corte intermitente del servicio.</w:t>
+        <w:t xml:space="preserve">Tablas ARP y de enrutamiento inconsistentes, tráfico por el nodo</w:t>
+      </w:r>
+      <w:r>
+        <w:t xml:space="preserve"> </w:t>
+      </w:r>
+      <w:r>
+        <w:t xml:space="preserve">“equivocado”</w:t>
+      </w:r>
+      <w:r>
+        <w:t xml:space="preserve">, sesiones partidas, IPs duplicadas en la red y corte intermitente del servicio.</w:t>
       </w:r>
     </w:p>
     <w:p>
